--- a/Fase 1/Evidencias individuales/1.1_APT122_AutoevaluacionCompetenciasFase1_Matias Maldonado.docx
+++ b/Fase 1/Evidencias individuales/1.1_APT122_AutoevaluacionCompetenciasFase1_Matias Maldonado.docx
@@ -896,6 +896,15 @@
                 <w:szCs w:val="24"/>
               </w:rPr>
             </w:pPr>
+            <w:r>
+              <w:rPr>
+                <w:rFonts w:eastAsiaTheme="majorEastAsia"/>
+                <w:color w:val="767171" w:themeColor="background2" w:themeShade="80"/>
+                <w:sz w:val="24"/>
+                <w:szCs w:val="24"/>
+              </w:rPr>
+              <w:t>14</w:t>
+            </w:r>
           </w:p>
         </w:tc>
       </w:tr>
@@ -951,10 +960,58 @@
                 <w:szCs w:val="24"/>
               </w:rPr>
             </w:pPr>
+            <w:r>
+              <w:rPr>
+                <w:rFonts w:eastAsiaTheme="majorEastAsia"/>
+                <w:color w:val="767171" w:themeColor="background2" w:themeShade="80"/>
+                <w:sz w:val="24"/>
+                <w:szCs w:val="24"/>
+              </w:rPr>
+              <w:t>2019</w:t>
+            </w:r>
           </w:p>
         </w:tc>
       </w:tr>
     </w:tbl>
+    <w:p>
+      <w:pPr>
+        <w:pStyle w:val="Prrafodelista"/>
+        <w:ind w:left="435"/>
+        <w:jc w:val="both"/>
+        <w:rPr>
+          <w:rFonts w:eastAsiaTheme="majorEastAsia" w:cstheme="minorHAnsi"/>
+          <w:color w:val="767171" w:themeColor="background2" w:themeShade="80"/>
+          <w:sz w:val="24"/>
+          <w:szCs w:val="24"/>
+        </w:rPr>
+      </w:pPr>
+    </w:p>
+    <w:p>
+      <w:pPr>
+        <w:pStyle w:val="Prrafodelista"/>
+        <w:ind w:left="435"/>
+        <w:jc w:val="both"/>
+        <w:rPr>
+          <w:rFonts w:eastAsiaTheme="majorEastAsia" w:cstheme="minorHAnsi"/>
+          <w:color w:val="767171" w:themeColor="background2" w:themeShade="80"/>
+          <w:sz w:val="24"/>
+          <w:szCs w:val="24"/>
+        </w:rPr>
+      </w:pPr>
+    </w:p>
+    <w:p>
+      <w:pPr>
+        <w:pStyle w:val="Prrafodelista"/>
+        <w:ind w:left="435"/>
+        <w:jc w:val="both"/>
+        <w:rPr>
+          <w:rFonts w:eastAsiaTheme="majorEastAsia" w:cstheme="minorHAnsi"/>
+          <w:color w:val="767171" w:themeColor="background2" w:themeShade="80"/>
+          <w:sz w:val="24"/>
+          <w:szCs w:val="24"/>
+        </w:rPr>
+      </w:pPr>
+    </w:p>
     <w:p>
       <w:pPr>
         <w:pStyle w:val="Prrafodelista"/>
@@ -1003,13 +1060,13 @@
         <w:tblLook w:val="04A0" w:firstRow="1" w:lastRow="0" w:firstColumn="1" w:lastColumn="0" w:noHBand="0" w:noVBand="1"/>
       </w:tblPr>
       <w:tblGrid>
-        <w:gridCol w:w="1931"/>
-        <w:gridCol w:w="1017"/>
-        <w:gridCol w:w="926"/>
-        <w:gridCol w:w="1055"/>
-        <w:gridCol w:w="1187"/>
-        <w:gridCol w:w="1250"/>
-        <w:gridCol w:w="2557"/>
+        <w:gridCol w:w="2094"/>
+        <w:gridCol w:w="1010"/>
+        <w:gridCol w:w="920"/>
+        <w:gridCol w:w="1048"/>
+        <w:gridCol w:w="1179"/>
+        <w:gridCol w:w="1216"/>
+        <w:gridCol w:w="2456"/>
       </w:tblGrid>
       <w:tr>
         <w:trPr>
@@ -1278,6 +1335,28 @@
           </w:tcPr>
           <w:p>
             <w:pPr>
+              <w:ind w:left="720"/>
+              <w:rPr>
+                <w:b/>
+                <w:bCs/>
+                <w:color w:val="000000" w:themeColor="text1"/>
+                <w:sz w:val="18"/>
+                <w:szCs w:val="18"/>
+              </w:rPr>
+            </w:pPr>
+            <w:r>
+              <w:rPr>
+                <w:b/>
+                <w:bCs/>
+                <w:color w:val="000000" w:themeColor="text1"/>
+                <w:sz w:val="18"/>
+                <w:szCs w:val="18"/>
+              </w:rPr>
+              <w:t>Diseñar y generar soluciones de software innovadoras y de calidad, aplicando el ciclo de vida de éste, según las características del proyecto, las mejores prácticas de la industria y sus estándares de calidad.</w:t>
+            </w:r>
+          </w:p>
+          <w:p>
+            <w:pPr>
               <w:jc w:val="center"/>
               <w:rPr>
                 <w:b/>
@@ -1336,6 +1415,26 @@
               </w:rPr>
             </w:pPr>
           </w:p>
+          <w:p>
+            <w:pPr>
+              <w:jc w:val="center"/>
+              <w:rPr>
+                <w:b/>
+                <w:bCs/>
+                <w:sz w:val="18"/>
+                <w:szCs w:val="18"/>
+              </w:rPr>
+            </w:pPr>
+            <w:r>
+              <w:rPr>
+                <w:b/>
+                <w:bCs/>
+                <w:sz w:val="18"/>
+                <w:szCs w:val="18"/>
+              </w:rPr>
+              <w:t>x</w:t>
+            </w:r>
+          </w:p>
         </w:tc>
         <w:tc>
           <w:tcPr>
@@ -1375,7 +1474,6 @@
           </w:tcPr>
           <w:p>
             <w:pPr>
-              <w:jc w:val="center"/>
               <w:rPr>
                 <w:b/>
                 <w:bCs/>
@@ -1383,6 +1481,107 @@
                 <w:szCs w:val="18"/>
               </w:rPr>
             </w:pPr>
+            <w:r>
+              <w:rPr>
+                <w:b/>
+                <w:bCs/>
+                <w:sz w:val="18"/>
+                <w:szCs w:val="18"/>
+              </w:rPr>
+              <w:t xml:space="preserve">He aprendido </w:t>
+            </w:r>
+            <w:r>
+              <w:rPr>
+                <w:b/>
+                <w:bCs/>
+                <w:sz w:val="18"/>
+                <w:szCs w:val="18"/>
+              </w:rPr>
+              <w:t xml:space="preserve">mucho a pensar </w:t>
+            </w:r>
+            <w:r>
+              <w:rPr>
+                <w:b/>
+                <w:bCs/>
+                <w:sz w:val="18"/>
+                <w:szCs w:val="18"/>
+              </w:rPr>
+              <w:t>más</w:t>
+            </w:r>
+            <w:r>
+              <w:rPr>
+                <w:b/>
+                <w:bCs/>
+                <w:sz w:val="18"/>
+                <w:szCs w:val="18"/>
+              </w:rPr>
+              <w:t xml:space="preserve"> lógicamente a través de diseñar soluciones de </w:t>
+            </w:r>
+            <w:r>
+              <w:rPr>
+                <w:b/>
+                <w:bCs/>
+                <w:sz w:val="18"/>
+                <w:szCs w:val="18"/>
+              </w:rPr>
+              <w:t>software,</w:t>
+            </w:r>
+            <w:r>
+              <w:rPr>
+                <w:b/>
+                <w:bCs/>
+                <w:sz w:val="18"/>
+                <w:szCs w:val="18"/>
+              </w:rPr>
+              <w:t xml:space="preserve"> pero aun considero que me falta aprender un </w:t>
+            </w:r>
+            <w:r>
+              <w:rPr>
+                <w:b/>
+                <w:bCs/>
+                <w:sz w:val="18"/>
+                <w:szCs w:val="18"/>
+              </w:rPr>
+              <w:t xml:space="preserve">poco </w:t>
+            </w:r>
+            <w:proofErr w:type="spellStart"/>
+            <w:r>
+              <w:rPr>
+                <w:b/>
+                <w:bCs/>
+                <w:sz w:val="18"/>
+                <w:szCs w:val="18"/>
+              </w:rPr>
+              <w:t>mas</w:t>
+            </w:r>
+            <w:proofErr w:type="spellEnd"/>
+            <w:r>
+              <w:rPr>
+                <w:b/>
+                <w:bCs/>
+                <w:sz w:val="18"/>
+                <w:szCs w:val="18"/>
+              </w:rPr>
+              <w:t xml:space="preserve"> para crear mejores soluciones</w:t>
+            </w:r>
+            <w:r>
+              <w:rPr>
+                <w:b/>
+                <w:bCs/>
+                <w:sz w:val="18"/>
+                <w:szCs w:val="18"/>
+              </w:rPr>
+              <w:t>.</w:t>
+            </w:r>
+            <w:r>
+              <w:rPr>
+                <w:b/>
+                <w:bCs/>
+                <w:sz w:val="18"/>
+                <w:szCs w:val="18"/>
+              </w:rPr>
+              <w:t xml:space="preserve"> </w:t>
+            </w:r>
           </w:p>
         </w:tc>
       </w:tr>
@@ -1397,6 +1596,28 @@
           </w:tcPr>
           <w:p>
             <w:pPr>
+              <w:ind w:left="720"/>
+              <w:rPr>
+                <w:b/>
+                <w:bCs/>
+                <w:color w:val="000000" w:themeColor="text1"/>
+                <w:sz w:val="18"/>
+                <w:szCs w:val="18"/>
+              </w:rPr>
+            </w:pPr>
+            <w:r>
+              <w:rPr>
+                <w:b/>
+                <w:bCs/>
+                <w:color w:val="000000" w:themeColor="text1"/>
+                <w:sz w:val="18"/>
+                <w:szCs w:val="18"/>
+              </w:rPr>
+              <w:t>Diseñar y generar soluciones que permitan resolver los requerimientos de información en el contexto de las organizaciones, considerando bases de datos relacionales y no relacionales.</w:t>
+            </w:r>
+          </w:p>
+          <w:p>
+            <w:pPr>
               <w:jc w:val="center"/>
               <w:rPr>
                 <w:b/>
@@ -1438,6 +1659,15 @@
                 <w:szCs w:val="18"/>
               </w:rPr>
             </w:pPr>
+            <w:r>
+              <w:rPr>
+                <w:b/>
+                <w:bCs/>
+                <w:sz w:val="18"/>
+                <w:szCs w:val="18"/>
+              </w:rPr>
+              <w:t>x</w:t>
+            </w:r>
           </w:p>
         </w:tc>
         <w:tc>
@@ -1502,6 +1732,36 @@
                 <w:szCs w:val="18"/>
               </w:rPr>
             </w:pPr>
+            <w:r>
+              <w:rPr>
+                <w:b/>
+                <w:bCs/>
+                <w:sz w:val="18"/>
+                <w:szCs w:val="18"/>
+              </w:rPr>
+              <w:t>He avanzado en el desarrollo de procesos ETL con Visual Studio y SSIS, logrando estructurar dimensiones complejas</w:t>
+            </w:r>
+            <w:r>
+              <w:rPr>
+                <w:b/>
+                <w:bCs/>
+                <w:sz w:val="18"/>
+                <w:szCs w:val="18"/>
+              </w:rPr>
+              <w:t>,</w:t>
+            </w:r>
+            <w:r>
+              <w:t xml:space="preserve"> </w:t>
+            </w:r>
+            <w:r>
+              <w:rPr>
+                <w:b/>
+                <w:bCs/>
+                <w:sz w:val="18"/>
+                <w:szCs w:val="18"/>
+              </w:rPr>
+              <w:t>para Data Warehouse, aunque sigo perfeccionando la resolución de errores en el flujo y la inserción de datos duplicados.</w:t>
+            </w:r>
           </w:p>
         </w:tc>
       </w:tr>
@@ -1516,6 +1776,27 @@
           </w:tcPr>
           <w:p>
             <w:pPr>
+              <w:ind w:left="720"/>
+              <w:rPr>
+                <w:b/>
+                <w:bCs/>
+                <w:sz w:val="18"/>
+                <w:szCs w:val="18"/>
+              </w:rPr>
+            </w:pPr>
+            <w:r>
+              <w:rPr>
+                <w:b/>
+                <w:bCs/>
+                <w:sz w:val="18"/>
+                <w:szCs w:val="18"/>
+              </w:rPr>
+              <w:lastRenderedPageBreak/>
+              <w:t>Diseñar y adaptar los procesos de ingeniería de requisitos, a través del uso de metodologías de vanguardia y estándares de la industria, para el desarrollo de soluciones TI complejas, innovadoras y de calidad.</w:t>
+            </w:r>
+          </w:p>
+          <w:p>
+            <w:pPr>
               <w:jc w:val="center"/>
               <w:rPr>
                 <w:b/>
@@ -1572,6 +1853,15 @@
                 <w:szCs w:val="18"/>
               </w:rPr>
             </w:pPr>
+            <w:r>
+              <w:rPr>
+                <w:b/>
+                <w:bCs/>
+                <w:sz w:val="18"/>
+                <w:szCs w:val="18"/>
+              </w:rPr>
+              <w:t>x</w:t>
+            </w:r>
           </w:p>
         </w:tc>
         <w:tc>
@@ -1620,6 +1910,33 @@
                 <w:szCs w:val="18"/>
               </w:rPr>
             </w:pPr>
+            <w:r>
+              <w:rPr>
+                <w:b/>
+                <w:bCs/>
+                <w:sz w:val="18"/>
+                <w:szCs w:val="18"/>
+              </w:rPr>
+              <w:t>He aprendido mucho sobre ingeniería de software y metodologías sobre todo de metodologías agiles</w:t>
+            </w:r>
+            <w:r>
+              <w:rPr>
+                <w:b/>
+                <w:bCs/>
+                <w:sz w:val="18"/>
+                <w:szCs w:val="18"/>
+              </w:rPr>
+              <w:t>.</w:t>
+            </w:r>
+            <w:r>
+              <w:rPr>
+                <w:b/>
+                <w:bCs/>
+                <w:sz w:val="18"/>
+                <w:szCs w:val="18"/>
+              </w:rPr>
+              <w:t xml:space="preserve"> </w:t>
+            </w:r>
           </w:p>
         </w:tc>
       </w:tr>
@@ -1634,6 +1951,26 @@
           </w:tcPr>
           <w:p>
             <w:pPr>
+              <w:ind w:left="720"/>
+              <w:rPr>
+                <w:b/>
+                <w:bCs/>
+                <w:sz w:val="18"/>
+                <w:szCs w:val="18"/>
+              </w:rPr>
+            </w:pPr>
+            <w:r>
+              <w:rPr>
+                <w:b/>
+                <w:bCs/>
+                <w:sz w:val="18"/>
+                <w:szCs w:val="18"/>
+              </w:rPr>
+              <w:t>Evaluar y gestionar proyectos en su área de especialización profesional, durante todo el ciclo de vida, de acuerdo a buenas prácticas y utilizando metodologías y herramientas de software, para cumplir con los requerimientos de la organización en contextos tradicionales y ágiles.</w:t>
+            </w:r>
+          </w:p>
+          <w:p>
+            <w:pPr>
               <w:jc w:val="center"/>
               <w:rPr>
                 <w:b/>
@@ -1674,6 +2011,15 @@
                 <w:szCs w:val="18"/>
               </w:rPr>
             </w:pPr>
+            <w:r>
+              <w:rPr>
+                <w:b/>
+                <w:bCs/>
+                <w:sz w:val="18"/>
+                <w:szCs w:val="18"/>
+              </w:rPr>
+              <w:t>x</w:t>
+            </w:r>
           </w:p>
         </w:tc>
         <w:tc>
@@ -1730,7 +2076,6 @@
           </w:tcPr>
           <w:p>
             <w:pPr>
-              <w:jc w:val="center"/>
               <w:rPr>
                 <w:b/>
                 <w:bCs/>
@@ -1738,6 +2083,78 @@
                 <w:szCs w:val="18"/>
               </w:rPr>
             </w:pPr>
+            <w:r>
+              <w:rPr>
+                <w:b/>
+                <w:bCs/>
+                <w:sz w:val="18"/>
+                <w:szCs w:val="18"/>
+              </w:rPr>
+              <w:t xml:space="preserve"> He aprendido mucho sobre la gestión de proyectos y me </w:t>
+            </w:r>
+            <w:r>
+              <w:rPr>
+                <w:b/>
+                <w:bCs/>
+                <w:sz w:val="18"/>
+                <w:szCs w:val="18"/>
+              </w:rPr>
+              <w:t xml:space="preserve">interesa bastante </w:t>
+            </w:r>
+            <w:r>
+              <w:rPr>
+                <w:b/>
+                <w:bCs/>
+                <w:sz w:val="18"/>
+                <w:szCs w:val="18"/>
+              </w:rPr>
+              <w:t xml:space="preserve">diseñar </w:t>
+            </w:r>
+            <w:r>
+              <w:rPr>
+                <w:b/>
+                <w:bCs/>
+                <w:sz w:val="18"/>
+                <w:szCs w:val="18"/>
+              </w:rPr>
+              <w:t>soluciones</w:t>
+            </w:r>
+            <w:r>
+              <w:rPr>
+                <w:b/>
+                <w:bCs/>
+                <w:sz w:val="18"/>
+                <w:szCs w:val="18"/>
+              </w:rPr>
+              <w:t xml:space="preserve"> a través de herramientas de software</w:t>
+            </w:r>
+            <w:r>
+              <w:rPr>
+                <w:b/>
+                <w:bCs/>
+                <w:sz w:val="18"/>
+                <w:szCs w:val="18"/>
+              </w:rPr>
+              <w:t>, diseño de prototipos y la utilización de metodologías agiles como es la s</w:t>
+            </w:r>
+            <w:r>
+              <w:rPr>
+                <w:b/>
+                <w:bCs/>
+                <w:sz w:val="18"/>
+                <w:szCs w:val="18"/>
+              </w:rPr>
+              <w:t>c</w:t>
+            </w:r>
+            <w:r>
+              <w:rPr>
+                <w:b/>
+                <w:bCs/>
+                <w:sz w:val="18"/>
+                <w:szCs w:val="18"/>
+              </w:rPr>
+              <w:t>rum.</w:t>
+            </w:r>
           </w:p>
         </w:tc>
       </w:tr>
@@ -1752,6 +2169,36 @@
           </w:tcPr>
           <w:p>
             <w:pPr>
+              <w:ind w:left="720"/>
+              <w:rPr>
+                <w:b/>
+                <w:bCs/>
+                <w:sz w:val="18"/>
+                <w:szCs w:val="18"/>
+              </w:rPr>
+            </w:pPr>
+            <w:r>
+              <w:rPr>
+                <w:b/>
+                <w:bCs/>
+                <w:sz w:val="18"/>
+                <w:szCs w:val="18"/>
+              </w:rPr>
+              <w:t xml:space="preserve">Desarrollar proyectos de software innovadores para plataformas y dispositivos móviles, por medio de marcos de trabajo, herramientas de desarrollo, lenguajes de programación </w:t>
+            </w:r>
+            <w:r>
+              <w:rPr>
+                <w:b/>
+                <w:bCs/>
+                <w:sz w:val="18"/>
+                <w:szCs w:val="18"/>
+              </w:rPr>
+              <w:lastRenderedPageBreak/>
+              <w:t>y buenas prácticas de la industria del desarrollo de software.</w:t>
+            </w:r>
+          </w:p>
+          <w:p>
+            <w:pPr>
               <w:jc w:val="center"/>
               <w:rPr>
                 <w:b/>
@@ -1808,6 +2255,15 @@
                 <w:szCs w:val="18"/>
               </w:rPr>
             </w:pPr>
+            <w:r>
+              <w:rPr>
+                <w:b/>
+                <w:bCs/>
+                <w:sz w:val="18"/>
+                <w:szCs w:val="18"/>
+              </w:rPr>
+              <w:t>x</w:t>
+            </w:r>
           </w:p>
         </w:tc>
         <w:tc>
@@ -1856,6 +2312,15 @@
                 <w:szCs w:val="18"/>
               </w:rPr>
             </w:pPr>
+            <w:r>
+              <w:rPr>
+                <w:b/>
+                <w:bCs/>
+                <w:sz w:val="18"/>
+                <w:szCs w:val="18"/>
+              </w:rPr>
+              <w:t>Aún no domino por completo el desarrollo de software móvil, ya que me cuesta asimilar toda la lógica, pero sigo practicando para estar mejor preparado.</w:t>
+            </w:r>
           </w:p>
         </w:tc>
       </w:tr>
@@ -1870,6 +2335,26 @@
           </w:tcPr>
           <w:p>
             <w:pPr>
+              <w:ind w:left="720"/>
+              <w:rPr>
+                <w:b/>
+                <w:bCs/>
+                <w:sz w:val="18"/>
+                <w:szCs w:val="18"/>
+              </w:rPr>
+            </w:pPr>
+            <w:r>
+              <w:rPr>
+                <w:b/>
+                <w:bCs/>
+                <w:sz w:val="18"/>
+                <w:szCs w:val="18"/>
+              </w:rPr>
+              <w:t>Diseñar soluciones de software, abarcando todo el ciclo de vida de éste, de acuerdo a estándares, marcos de trabajo y regulatorios, tecnologías y metodologías que promueven la innovación, con foco en la calidad, seguridad y sostenibilidad del proyecto.</w:t>
+            </w:r>
+          </w:p>
+          <w:p>
+            <w:pPr>
               <w:jc w:val="center"/>
               <w:rPr>
                 <w:b/>
@@ -1926,6 +2411,15 @@
                 <w:szCs w:val="18"/>
               </w:rPr>
             </w:pPr>
+            <w:r>
+              <w:rPr>
+                <w:b/>
+                <w:bCs/>
+                <w:sz w:val="18"/>
+                <w:szCs w:val="18"/>
+              </w:rPr>
+              <w:t>x</w:t>
+            </w:r>
           </w:p>
         </w:tc>
         <w:tc>
@@ -1974,6 +2468,15 @@
                 <w:szCs w:val="18"/>
               </w:rPr>
             </w:pPr>
+            <w:r>
+              <w:rPr>
+                <w:b/>
+                <w:bCs/>
+                <w:sz w:val="18"/>
+                <w:szCs w:val="18"/>
+              </w:rPr>
+              <w:t>He aprendido mucho sobre el ciclo de vida del software. He comprendido que no se trata solo de programar, sino que hay mucho trabajo previo, como la planificación, el diseño y otros pasos fundamentales antes de comenzar a escribir el código.</w:t>
+            </w:r>
           </w:p>
         </w:tc>
       </w:tr>
@@ -2296,6 +2799,7 @@
         <w:docPartUnique/>
       </w:docPartObj>
     </w:sdtPr>
+    <w:sdtEndPr/>
     <w:sdtContent>
       <w:p>
         <w:pPr>
@@ -3275,6 +3779,155 @@
     </w:lvl>
   </w:abstractNum>
   <w:abstractNum w:abstractNumId="2" w15:restartNumberingAfterBreak="0">
+    <w:nsid w:val="0E0178A4"/>
+    <w:multiLevelType w:val="multilevel"/>
+    <w:tmpl w:val="1D129CB8"/>
+    <w:lvl w:ilvl="0">
+      <w:start w:val="1"/>
+      <w:numFmt w:val="bullet"/>
+      <w:lvlText w:val=""/>
+      <w:lvlJc w:val="left"/>
+      <w:pPr>
+        <w:tabs>
+          <w:tab w:val="num" w:pos="720"/>
+        </w:tabs>
+        <w:ind w:left="720" w:hanging="360"/>
+      </w:pPr>
+      <w:rPr>
+        <w:rFonts w:ascii="Symbol" w:hAnsi="Symbol" w:hint="default"/>
+        <w:sz w:val="20"/>
+      </w:rPr>
+    </w:lvl>
+    <w:lvl w:ilvl="1" w:tentative="1">
+      <w:start w:val="1"/>
+      <w:numFmt w:val="bullet"/>
+      <w:lvlText w:val="o"/>
+      <w:lvlJc w:val="left"/>
+      <w:pPr>
+        <w:tabs>
+          <w:tab w:val="num" w:pos="1440"/>
+        </w:tabs>
+        <w:ind w:left="1440" w:hanging="360"/>
+      </w:pPr>
+      <w:rPr>
+        <w:rFonts w:ascii="Courier New" w:hAnsi="Courier New" w:hint="default"/>
+        <w:sz w:val="20"/>
+      </w:rPr>
+    </w:lvl>
+    <w:lvl w:ilvl="2" w:tentative="1">
+      <w:start w:val="1"/>
+      <w:numFmt w:val="bullet"/>
+      <w:lvlText w:val=""/>
+      <w:lvlJc w:val="left"/>
+      <w:pPr>
+        <w:tabs>
+          <w:tab w:val="num" w:pos="2160"/>
+        </w:tabs>
+        <w:ind w:left="2160" w:hanging="360"/>
+      </w:pPr>
+      <w:rPr>
+        <w:rFonts w:ascii="Wingdings" w:hAnsi="Wingdings" w:hint="default"/>
+        <w:sz w:val="20"/>
+      </w:rPr>
+    </w:lvl>
+    <w:lvl w:ilvl="3" w:tentative="1">
+      <w:start w:val="1"/>
+      <w:numFmt w:val="bullet"/>
+      <w:lvlText w:val=""/>
+      <w:lvlJc w:val="left"/>
+      <w:pPr>
+        <w:tabs>
+          <w:tab w:val="num" w:pos="2880"/>
+        </w:tabs>
+        <w:ind w:left="2880" w:hanging="360"/>
+      </w:pPr>
+      <w:rPr>
+        <w:rFonts w:ascii="Wingdings" w:hAnsi="Wingdings" w:hint="default"/>
+        <w:sz w:val="20"/>
+      </w:rPr>
+    </w:lvl>
+    <w:lvl w:ilvl="4" w:tentative="1">
+      <w:start w:val="1"/>
+      <w:numFmt w:val="bullet"/>
+      <w:lvlText w:val=""/>
+      <w:lvlJc w:val="left"/>
+      <w:pPr>
+        <w:tabs>
+          <w:tab w:val="num" w:pos="3600"/>
+        </w:tabs>
+        <w:ind w:left="3600" w:hanging="360"/>
+      </w:pPr>
+      <w:rPr>
+        <w:rFonts w:ascii="Wingdings" w:hAnsi="Wingdings" w:hint="default"/>
+        <w:sz w:val="20"/>
+      </w:rPr>
+    </w:lvl>
+    <w:lvl w:ilvl="5" w:tentative="1">
+      <w:start w:val="1"/>
+      <w:numFmt w:val="bullet"/>
+      <w:lvlText w:val=""/>
+      <w:lvlJc w:val="left"/>
+      <w:pPr>
+        <w:tabs>
+          <w:tab w:val="num" w:pos="4320"/>
+        </w:tabs>
+        <w:ind w:left="4320" w:hanging="360"/>
+      </w:pPr>
+      <w:rPr>
+        <w:rFonts w:ascii="Wingdings" w:hAnsi="Wingdings" w:hint="default"/>
+        <w:sz w:val="20"/>
+      </w:rPr>
+    </w:lvl>
+    <w:lvl w:ilvl="6" w:tentative="1">
+      <w:start w:val="1"/>
+      <w:numFmt w:val="bullet"/>
+      <w:lvlText w:val=""/>
+      <w:lvlJc w:val="left"/>
+      <w:pPr>
+        <w:tabs>
+          <w:tab w:val="num" w:pos="5040"/>
+        </w:tabs>
+        <w:ind w:left="5040" w:hanging="360"/>
+      </w:pPr>
+      <w:rPr>
+        <w:rFonts w:ascii="Wingdings" w:hAnsi="Wingdings" w:hint="default"/>
+        <w:sz w:val="20"/>
+      </w:rPr>
+    </w:lvl>
+    <w:lvl w:ilvl="7" w:tentative="1">
+      <w:start w:val="1"/>
+      <w:numFmt w:val="bullet"/>
+      <w:lvlText w:val=""/>
+      <w:lvlJc w:val="left"/>
+      <w:pPr>
+        <w:tabs>
+          <w:tab w:val="num" w:pos="5760"/>
+        </w:tabs>
+        <w:ind w:left="5760" w:hanging="360"/>
+      </w:pPr>
+      <w:rPr>
+        <w:rFonts w:ascii="Wingdings" w:hAnsi="Wingdings" w:hint="default"/>
+        <w:sz w:val="20"/>
+      </w:rPr>
+    </w:lvl>
+    <w:lvl w:ilvl="8" w:tentative="1">
+      <w:start w:val="1"/>
+      <w:numFmt w:val="bullet"/>
+      <w:lvlText w:val=""/>
+      <w:lvlJc w:val="left"/>
+      <w:pPr>
+        <w:tabs>
+          <w:tab w:val="num" w:pos="6480"/>
+        </w:tabs>
+        <w:ind w:left="6480" w:hanging="360"/>
+      </w:pPr>
+      <w:rPr>
+        <w:rFonts w:ascii="Wingdings" w:hAnsi="Wingdings" w:hint="default"/>
+        <w:sz w:val="20"/>
+      </w:rPr>
+    </w:lvl>
+  </w:abstractNum>
+  <w:abstractNum w:abstractNumId="3" w15:restartNumberingAfterBreak="0">
     <w:nsid w:val="0E463B80"/>
     <w:multiLevelType w:val="multilevel"/>
     <w:tmpl w:val="A3F43F10"/>
@@ -3387,7 +4040,7 @@
       </w:pPr>
     </w:lvl>
   </w:abstractNum>
-  <w:abstractNum w:abstractNumId="3" w15:restartNumberingAfterBreak="0">
+  <w:abstractNum w:abstractNumId="4" w15:restartNumberingAfterBreak="0">
     <w:nsid w:val="114E14AF"/>
     <w:multiLevelType w:val="hybridMultilevel"/>
     <w:tmpl w:val="1E3E9D2A"/>
@@ -3500,7 +4153,7 @@
       </w:rPr>
     </w:lvl>
   </w:abstractNum>
-  <w:abstractNum w:abstractNumId="4" w15:restartNumberingAfterBreak="0">
+  <w:abstractNum w:abstractNumId="5" w15:restartNumberingAfterBreak="0">
     <w:nsid w:val="129E5F86"/>
     <w:multiLevelType w:val="hybridMultilevel"/>
     <w:tmpl w:val="BD7E1C68"/>
@@ -3589,7 +4242,7 @@
       </w:pPr>
     </w:lvl>
   </w:abstractNum>
-  <w:abstractNum w:abstractNumId="5" w15:restartNumberingAfterBreak="0">
+  <w:abstractNum w:abstractNumId="6" w15:restartNumberingAfterBreak="0">
     <w:nsid w:val="14BB08B8"/>
     <w:multiLevelType w:val="hybridMultilevel"/>
     <w:tmpl w:val="73EEE79A"/>
@@ -3702,7 +4355,7 @@
       </w:rPr>
     </w:lvl>
   </w:abstractNum>
-  <w:abstractNum w:abstractNumId="6" w15:restartNumberingAfterBreak="0">
+  <w:abstractNum w:abstractNumId="7" w15:restartNumberingAfterBreak="0">
     <w:nsid w:val="17D912F3"/>
     <w:multiLevelType w:val="multilevel"/>
     <w:tmpl w:val="6B2E4928"/>
@@ -3851,7 +4504,7 @@
       </w:rPr>
     </w:lvl>
   </w:abstractNum>
-  <w:abstractNum w:abstractNumId="7" w15:restartNumberingAfterBreak="0">
+  <w:abstractNum w:abstractNumId="8" w15:restartNumberingAfterBreak="0">
     <w:nsid w:val="18791F54"/>
     <w:multiLevelType w:val="multilevel"/>
     <w:tmpl w:val="0CFC5F16"/>
@@ -4000,7 +4653,7 @@
       </w:rPr>
     </w:lvl>
   </w:abstractNum>
-  <w:abstractNum w:abstractNumId="8" w15:restartNumberingAfterBreak="0">
+  <w:abstractNum w:abstractNumId="9" w15:restartNumberingAfterBreak="0">
     <w:nsid w:val="189D6DAF"/>
     <w:multiLevelType w:val="hybridMultilevel"/>
     <w:tmpl w:val="4E185CEC"/>
@@ -4112,7 +4765,7 @@
       </w:rPr>
     </w:lvl>
   </w:abstractNum>
-  <w:abstractNum w:abstractNumId="9" w15:restartNumberingAfterBreak="0">
+  <w:abstractNum w:abstractNumId="10" w15:restartNumberingAfterBreak="0">
     <w:nsid w:val="1FB806D7"/>
     <w:multiLevelType w:val="hybridMultilevel"/>
     <w:tmpl w:val="7F1604D8"/>
@@ -4204,7 +4857,7 @@
       </w:pPr>
     </w:lvl>
   </w:abstractNum>
-  <w:abstractNum w:abstractNumId="10" w15:restartNumberingAfterBreak="0">
+  <w:abstractNum w:abstractNumId="11" w15:restartNumberingAfterBreak="0">
     <w:nsid w:val="20BF044C"/>
     <w:multiLevelType w:val="hybridMultilevel"/>
     <w:tmpl w:val="BBCC2A0C"/>
@@ -4293,7 +4946,7 @@
       </w:pPr>
     </w:lvl>
   </w:abstractNum>
-  <w:abstractNum w:abstractNumId="11" w15:restartNumberingAfterBreak="0">
+  <w:abstractNum w:abstractNumId="12" w15:restartNumberingAfterBreak="0">
     <w:nsid w:val="26DC0205"/>
     <w:multiLevelType w:val="hybridMultilevel"/>
     <w:tmpl w:val="3D0ECF16"/>
@@ -4406,7 +5059,7 @@
       </w:rPr>
     </w:lvl>
   </w:abstractNum>
-  <w:abstractNum w:abstractNumId="12" w15:restartNumberingAfterBreak="0">
+  <w:abstractNum w:abstractNumId="13" w15:restartNumberingAfterBreak="0">
     <w:nsid w:val="26FB1285"/>
     <w:multiLevelType w:val="hybridMultilevel"/>
     <w:tmpl w:val="17768D6C"/>
@@ -4495,7 +5148,7 @@
       </w:pPr>
     </w:lvl>
   </w:abstractNum>
-  <w:abstractNum w:abstractNumId="13" w15:restartNumberingAfterBreak="0">
+  <w:abstractNum w:abstractNumId="14" w15:restartNumberingAfterBreak="0">
     <w:nsid w:val="2B225FEE"/>
     <w:multiLevelType w:val="hybridMultilevel"/>
     <w:tmpl w:val="45005F9C"/>
@@ -4608,7 +5261,7 @@
       </w:rPr>
     </w:lvl>
   </w:abstractNum>
-  <w:abstractNum w:abstractNumId="14" w15:restartNumberingAfterBreak="0">
+  <w:abstractNum w:abstractNumId="15" w15:restartNumberingAfterBreak="0">
     <w:nsid w:val="2BB44D38"/>
     <w:multiLevelType w:val="hybridMultilevel"/>
     <w:tmpl w:val="20C6B6FC"/>
@@ -4721,7 +5374,7 @@
       </w:rPr>
     </w:lvl>
   </w:abstractNum>
-  <w:abstractNum w:abstractNumId="15" w15:restartNumberingAfterBreak="0">
+  <w:abstractNum w:abstractNumId="16" w15:restartNumberingAfterBreak="0">
     <w:nsid w:val="2D345837"/>
     <w:multiLevelType w:val="hybridMultilevel"/>
     <w:tmpl w:val="0DE203DE"/>
@@ -4834,7 +5487,7 @@
       </w:rPr>
     </w:lvl>
   </w:abstractNum>
-  <w:abstractNum w:abstractNumId="16" w15:restartNumberingAfterBreak="0">
+  <w:abstractNum w:abstractNumId="17" w15:restartNumberingAfterBreak="0">
     <w:nsid w:val="2FFD4C7F"/>
     <w:multiLevelType w:val="multilevel"/>
     <w:tmpl w:val="CAF0F936"/>
@@ -4955,7 +5608,7 @@
       </w:rPr>
     </w:lvl>
   </w:abstractNum>
-  <w:abstractNum w:abstractNumId="17" w15:restartNumberingAfterBreak="0">
+  <w:abstractNum w:abstractNumId="18" w15:restartNumberingAfterBreak="0">
     <w:nsid w:val="34CF2F87"/>
     <w:multiLevelType w:val="hybridMultilevel"/>
     <w:tmpl w:val="118C685A"/>
@@ -5068,7 +5721,7 @@
       </w:rPr>
     </w:lvl>
   </w:abstractNum>
-  <w:abstractNum w:abstractNumId="18" w15:restartNumberingAfterBreak="0">
+  <w:abstractNum w:abstractNumId="19" w15:restartNumberingAfterBreak="0">
     <w:nsid w:val="38357D52"/>
     <w:multiLevelType w:val="hybridMultilevel"/>
     <w:tmpl w:val="FEC43D04"/>
@@ -5154,7 +5807,7 @@
       </w:pPr>
     </w:lvl>
   </w:abstractNum>
-  <w:abstractNum w:abstractNumId="19" w15:restartNumberingAfterBreak="0">
+  <w:abstractNum w:abstractNumId="20" w15:restartNumberingAfterBreak="0">
     <w:nsid w:val="3B2D7969"/>
     <w:multiLevelType w:val="hybridMultilevel"/>
     <w:tmpl w:val="E232559C"/>
@@ -5267,7 +5920,7 @@
       </w:rPr>
     </w:lvl>
   </w:abstractNum>
-  <w:abstractNum w:abstractNumId="20" w15:restartNumberingAfterBreak="0">
+  <w:abstractNum w:abstractNumId="21" w15:restartNumberingAfterBreak="0">
     <w:nsid w:val="3BA86CEA"/>
     <w:multiLevelType w:val="hybridMultilevel"/>
     <w:tmpl w:val="9FE6ED10"/>
@@ -5380,7 +6033,7 @@
       </w:rPr>
     </w:lvl>
   </w:abstractNum>
-  <w:abstractNum w:abstractNumId="21" w15:restartNumberingAfterBreak="0">
+  <w:abstractNum w:abstractNumId="22" w15:restartNumberingAfterBreak="0">
     <w:nsid w:val="3F0F587D"/>
     <w:multiLevelType w:val="hybridMultilevel"/>
     <w:tmpl w:val="D99019EE"/>
@@ -5493,7 +6146,7 @@
       </w:rPr>
     </w:lvl>
   </w:abstractNum>
-  <w:abstractNum w:abstractNumId="22" w15:restartNumberingAfterBreak="0">
+  <w:abstractNum w:abstractNumId="23" w15:restartNumberingAfterBreak="0">
     <w:nsid w:val="44F11BDD"/>
     <w:multiLevelType w:val="hybridMultilevel"/>
     <w:tmpl w:val="3F5AF554"/>
@@ -5606,7 +6259,7 @@
       </w:rPr>
     </w:lvl>
   </w:abstractNum>
-  <w:abstractNum w:abstractNumId="23" w15:restartNumberingAfterBreak="0">
+  <w:abstractNum w:abstractNumId="24" w15:restartNumberingAfterBreak="0">
     <w:nsid w:val="4FE12D10"/>
     <w:multiLevelType w:val="hybridMultilevel"/>
     <w:tmpl w:val="1550181C"/>
@@ -5719,7 +6372,7 @@
       </w:rPr>
     </w:lvl>
   </w:abstractNum>
-  <w:abstractNum w:abstractNumId="24" w15:restartNumberingAfterBreak="0">
+  <w:abstractNum w:abstractNumId="25" w15:restartNumberingAfterBreak="0">
     <w:nsid w:val="50C131BC"/>
     <w:multiLevelType w:val="hybridMultilevel"/>
     <w:tmpl w:val="8FDC567E"/>
@@ -5832,7 +6485,7 @@
       </w:rPr>
     </w:lvl>
   </w:abstractNum>
-  <w:abstractNum w:abstractNumId="25" w15:restartNumberingAfterBreak="0">
+  <w:abstractNum w:abstractNumId="26" w15:restartNumberingAfterBreak="0">
     <w:nsid w:val="510E5C01"/>
     <w:multiLevelType w:val="multilevel"/>
     <w:tmpl w:val="BC9C1F48"/>
@@ -5945,7 +6598,305 @@
       </w:rPr>
     </w:lvl>
   </w:abstractNum>
-  <w:abstractNum w:abstractNumId="26" w15:restartNumberingAfterBreak="0">
+  <w:abstractNum w:abstractNumId="27" w15:restartNumberingAfterBreak="0">
+    <w:nsid w:val="53470409"/>
+    <w:multiLevelType w:val="multilevel"/>
+    <w:tmpl w:val="FE36E00A"/>
+    <w:lvl w:ilvl="0">
+      <w:start w:val="1"/>
+      <w:numFmt w:val="bullet"/>
+      <w:lvlText w:val=""/>
+      <w:lvlJc w:val="left"/>
+      <w:pPr>
+        <w:tabs>
+          <w:tab w:val="num" w:pos="720"/>
+        </w:tabs>
+        <w:ind w:left="720" w:hanging="360"/>
+      </w:pPr>
+      <w:rPr>
+        <w:rFonts w:ascii="Symbol" w:hAnsi="Symbol" w:hint="default"/>
+        <w:sz w:val="20"/>
+      </w:rPr>
+    </w:lvl>
+    <w:lvl w:ilvl="1" w:tentative="1">
+      <w:start w:val="1"/>
+      <w:numFmt w:val="bullet"/>
+      <w:lvlText w:val="o"/>
+      <w:lvlJc w:val="left"/>
+      <w:pPr>
+        <w:tabs>
+          <w:tab w:val="num" w:pos="1440"/>
+        </w:tabs>
+        <w:ind w:left="1440" w:hanging="360"/>
+      </w:pPr>
+      <w:rPr>
+        <w:rFonts w:ascii="Courier New" w:hAnsi="Courier New" w:hint="default"/>
+        <w:sz w:val="20"/>
+      </w:rPr>
+    </w:lvl>
+    <w:lvl w:ilvl="2" w:tentative="1">
+      <w:start w:val="1"/>
+      <w:numFmt w:val="bullet"/>
+      <w:lvlText w:val=""/>
+      <w:lvlJc w:val="left"/>
+      <w:pPr>
+        <w:tabs>
+          <w:tab w:val="num" w:pos="2160"/>
+        </w:tabs>
+        <w:ind w:left="2160" w:hanging="360"/>
+      </w:pPr>
+      <w:rPr>
+        <w:rFonts w:ascii="Wingdings" w:hAnsi="Wingdings" w:hint="default"/>
+        <w:sz w:val="20"/>
+      </w:rPr>
+    </w:lvl>
+    <w:lvl w:ilvl="3" w:tentative="1">
+      <w:start w:val="1"/>
+      <w:numFmt w:val="bullet"/>
+      <w:lvlText w:val=""/>
+      <w:lvlJc w:val="left"/>
+      <w:pPr>
+        <w:tabs>
+          <w:tab w:val="num" w:pos="2880"/>
+        </w:tabs>
+        <w:ind w:left="2880" w:hanging="360"/>
+      </w:pPr>
+      <w:rPr>
+        <w:rFonts w:ascii="Wingdings" w:hAnsi="Wingdings" w:hint="default"/>
+        <w:sz w:val="20"/>
+      </w:rPr>
+    </w:lvl>
+    <w:lvl w:ilvl="4" w:tentative="1">
+      <w:start w:val="1"/>
+      <w:numFmt w:val="bullet"/>
+      <w:lvlText w:val=""/>
+      <w:lvlJc w:val="left"/>
+      <w:pPr>
+        <w:tabs>
+          <w:tab w:val="num" w:pos="3600"/>
+        </w:tabs>
+        <w:ind w:left="3600" w:hanging="360"/>
+      </w:pPr>
+      <w:rPr>
+        <w:rFonts w:ascii="Wingdings" w:hAnsi="Wingdings" w:hint="default"/>
+        <w:sz w:val="20"/>
+      </w:rPr>
+    </w:lvl>
+    <w:lvl w:ilvl="5" w:tentative="1">
+      <w:start w:val="1"/>
+      <w:numFmt w:val="bullet"/>
+      <w:lvlText w:val=""/>
+      <w:lvlJc w:val="left"/>
+      <w:pPr>
+        <w:tabs>
+          <w:tab w:val="num" w:pos="4320"/>
+        </w:tabs>
+        <w:ind w:left="4320" w:hanging="360"/>
+      </w:pPr>
+      <w:rPr>
+        <w:rFonts w:ascii="Wingdings" w:hAnsi="Wingdings" w:hint="default"/>
+        <w:sz w:val="20"/>
+      </w:rPr>
+    </w:lvl>
+    <w:lvl w:ilvl="6" w:tentative="1">
+      <w:start w:val="1"/>
+      <w:numFmt w:val="bullet"/>
+      <w:lvlText w:val=""/>
+      <w:lvlJc w:val="left"/>
+      <w:pPr>
+        <w:tabs>
+          <w:tab w:val="num" w:pos="5040"/>
+        </w:tabs>
+        <w:ind w:left="5040" w:hanging="360"/>
+      </w:pPr>
+      <w:rPr>
+        <w:rFonts w:ascii="Wingdings" w:hAnsi="Wingdings" w:hint="default"/>
+        <w:sz w:val="20"/>
+      </w:rPr>
+    </w:lvl>
+    <w:lvl w:ilvl="7" w:tentative="1">
+      <w:start w:val="1"/>
+      <w:numFmt w:val="bullet"/>
+      <w:lvlText w:val=""/>
+      <w:lvlJc w:val="left"/>
+      <w:pPr>
+        <w:tabs>
+          <w:tab w:val="num" w:pos="5760"/>
+        </w:tabs>
+        <w:ind w:left="5760" w:hanging="360"/>
+      </w:pPr>
+      <w:rPr>
+        <w:rFonts w:ascii="Wingdings" w:hAnsi="Wingdings" w:hint="default"/>
+        <w:sz w:val="20"/>
+      </w:rPr>
+    </w:lvl>
+    <w:lvl w:ilvl="8" w:tentative="1">
+      <w:start w:val="1"/>
+      <w:numFmt w:val="bullet"/>
+      <w:lvlText w:val=""/>
+      <w:lvlJc w:val="left"/>
+      <w:pPr>
+        <w:tabs>
+          <w:tab w:val="num" w:pos="6480"/>
+        </w:tabs>
+        <w:ind w:left="6480" w:hanging="360"/>
+      </w:pPr>
+      <w:rPr>
+        <w:rFonts w:ascii="Wingdings" w:hAnsi="Wingdings" w:hint="default"/>
+        <w:sz w:val="20"/>
+      </w:rPr>
+    </w:lvl>
+  </w:abstractNum>
+  <w:abstractNum w:abstractNumId="28" w15:restartNumberingAfterBreak="0">
+    <w:nsid w:val="542F4A35"/>
+    <w:multiLevelType w:val="multilevel"/>
+    <w:tmpl w:val="4BCAEB5E"/>
+    <w:lvl w:ilvl="0">
+      <w:start w:val="1"/>
+      <w:numFmt w:val="bullet"/>
+      <w:lvlText w:val=""/>
+      <w:lvlJc w:val="left"/>
+      <w:pPr>
+        <w:tabs>
+          <w:tab w:val="num" w:pos="720"/>
+        </w:tabs>
+        <w:ind w:left="720" w:hanging="360"/>
+      </w:pPr>
+      <w:rPr>
+        <w:rFonts w:ascii="Symbol" w:hAnsi="Symbol" w:hint="default"/>
+        <w:sz w:val="20"/>
+      </w:rPr>
+    </w:lvl>
+    <w:lvl w:ilvl="1" w:tentative="1">
+      <w:start w:val="1"/>
+      <w:numFmt w:val="bullet"/>
+      <w:lvlText w:val="o"/>
+      <w:lvlJc w:val="left"/>
+      <w:pPr>
+        <w:tabs>
+          <w:tab w:val="num" w:pos="1440"/>
+        </w:tabs>
+        <w:ind w:left="1440" w:hanging="360"/>
+      </w:pPr>
+      <w:rPr>
+        <w:rFonts w:ascii="Courier New" w:hAnsi="Courier New" w:hint="default"/>
+        <w:sz w:val="20"/>
+      </w:rPr>
+    </w:lvl>
+    <w:lvl w:ilvl="2" w:tentative="1">
+      <w:start w:val="1"/>
+      <w:numFmt w:val="bullet"/>
+      <w:lvlText w:val=""/>
+      <w:lvlJc w:val="left"/>
+      <w:pPr>
+        <w:tabs>
+          <w:tab w:val="num" w:pos="2160"/>
+        </w:tabs>
+        <w:ind w:left="2160" w:hanging="360"/>
+      </w:pPr>
+      <w:rPr>
+        <w:rFonts w:ascii="Wingdings" w:hAnsi="Wingdings" w:hint="default"/>
+        <w:sz w:val="20"/>
+      </w:rPr>
+    </w:lvl>
+    <w:lvl w:ilvl="3" w:tentative="1">
+      <w:start w:val="1"/>
+      <w:numFmt w:val="bullet"/>
+      <w:lvlText w:val=""/>
+      <w:lvlJc w:val="left"/>
+      <w:pPr>
+        <w:tabs>
+          <w:tab w:val="num" w:pos="2880"/>
+        </w:tabs>
+        <w:ind w:left="2880" w:hanging="360"/>
+      </w:pPr>
+      <w:rPr>
+        <w:rFonts w:ascii="Wingdings" w:hAnsi="Wingdings" w:hint="default"/>
+        <w:sz w:val="20"/>
+      </w:rPr>
+    </w:lvl>
+    <w:lvl w:ilvl="4" w:tentative="1">
+      <w:start w:val="1"/>
+      <w:numFmt w:val="bullet"/>
+      <w:lvlText w:val=""/>
+      <w:lvlJc w:val="left"/>
+      <w:pPr>
+        <w:tabs>
+          <w:tab w:val="num" w:pos="3600"/>
+        </w:tabs>
+        <w:ind w:left="3600" w:hanging="360"/>
+      </w:pPr>
+      <w:rPr>
+        <w:rFonts w:ascii="Wingdings" w:hAnsi="Wingdings" w:hint="default"/>
+        <w:sz w:val="20"/>
+      </w:rPr>
+    </w:lvl>
+    <w:lvl w:ilvl="5" w:tentative="1">
+      <w:start w:val="1"/>
+      <w:numFmt w:val="bullet"/>
+      <w:lvlText w:val=""/>
+      <w:lvlJc w:val="left"/>
+      <w:pPr>
+        <w:tabs>
+          <w:tab w:val="num" w:pos="4320"/>
+        </w:tabs>
+        <w:ind w:left="4320" w:hanging="360"/>
+      </w:pPr>
+      <w:rPr>
+        <w:rFonts w:ascii="Wingdings" w:hAnsi="Wingdings" w:hint="default"/>
+        <w:sz w:val="20"/>
+      </w:rPr>
+    </w:lvl>
+    <w:lvl w:ilvl="6" w:tentative="1">
+      <w:start w:val="1"/>
+      <w:numFmt w:val="bullet"/>
+      <w:lvlText w:val=""/>
+      <w:lvlJc w:val="left"/>
+      <w:pPr>
+        <w:tabs>
+          <w:tab w:val="num" w:pos="5040"/>
+        </w:tabs>
+        <w:ind w:left="5040" w:hanging="360"/>
+      </w:pPr>
+      <w:rPr>
+        <w:rFonts w:ascii="Wingdings" w:hAnsi="Wingdings" w:hint="default"/>
+        <w:sz w:val="20"/>
+      </w:rPr>
+    </w:lvl>
+    <w:lvl w:ilvl="7" w:tentative="1">
+      <w:start w:val="1"/>
+      <w:numFmt w:val="bullet"/>
+      <w:lvlText w:val=""/>
+      <w:lvlJc w:val="left"/>
+      <w:pPr>
+        <w:tabs>
+          <w:tab w:val="num" w:pos="5760"/>
+        </w:tabs>
+        <w:ind w:left="5760" w:hanging="360"/>
+      </w:pPr>
+      <w:rPr>
+        <w:rFonts w:ascii="Wingdings" w:hAnsi="Wingdings" w:hint="default"/>
+        <w:sz w:val="20"/>
+      </w:rPr>
+    </w:lvl>
+    <w:lvl w:ilvl="8" w:tentative="1">
+      <w:start w:val="1"/>
+      <w:numFmt w:val="bullet"/>
+      <w:lvlText w:val=""/>
+      <w:lvlJc w:val="left"/>
+      <w:pPr>
+        <w:tabs>
+          <w:tab w:val="num" w:pos="6480"/>
+        </w:tabs>
+        <w:ind w:left="6480" w:hanging="360"/>
+      </w:pPr>
+      <w:rPr>
+        <w:rFonts w:ascii="Wingdings" w:hAnsi="Wingdings" w:hint="default"/>
+        <w:sz w:val="20"/>
+      </w:rPr>
+    </w:lvl>
+  </w:abstractNum>
+  <w:abstractNum w:abstractNumId="29" w15:restartNumberingAfterBreak="0">
     <w:nsid w:val="5C463542"/>
     <w:multiLevelType w:val="multilevel"/>
     <w:tmpl w:val="C3E4949E"/>
@@ -6094,7 +7045,305 @@
       </w:rPr>
     </w:lvl>
   </w:abstractNum>
-  <w:abstractNum w:abstractNumId="27" w15:restartNumberingAfterBreak="0">
+  <w:abstractNum w:abstractNumId="30" w15:restartNumberingAfterBreak="0">
+    <w:nsid w:val="5FC1293E"/>
+    <w:multiLevelType w:val="multilevel"/>
+    <w:tmpl w:val="F4B8EEE8"/>
+    <w:lvl w:ilvl="0">
+      <w:start w:val="1"/>
+      <w:numFmt w:val="bullet"/>
+      <w:lvlText w:val=""/>
+      <w:lvlJc w:val="left"/>
+      <w:pPr>
+        <w:tabs>
+          <w:tab w:val="num" w:pos="720"/>
+        </w:tabs>
+        <w:ind w:left="720" w:hanging="360"/>
+      </w:pPr>
+      <w:rPr>
+        <w:rFonts w:ascii="Symbol" w:hAnsi="Symbol" w:hint="default"/>
+        <w:sz w:val="20"/>
+      </w:rPr>
+    </w:lvl>
+    <w:lvl w:ilvl="1" w:tentative="1">
+      <w:start w:val="1"/>
+      <w:numFmt w:val="bullet"/>
+      <w:lvlText w:val="o"/>
+      <w:lvlJc w:val="left"/>
+      <w:pPr>
+        <w:tabs>
+          <w:tab w:val="num" w:pos="1440"/>
+        </w:tabs>
+        <w:ind w:left="1440" w:hanging="360"/>
+      </w:pPr>
+      <w:rPr>
+        <w:rFonts w:ascii="Courier New" w:hAnsi="Courier New" w:hint="default"/>
+        <w:sz w:val="20"/>
+      </w:rPr>
+    </w:lvl>
+    <w:lvl w:ilvl="2" w:tentative="1">
+      <w:start w:val="1"/>
+      <w:numFmt w:val="bullet"/>
+      <w:lvlText w:val=""/>
+      <w:lvlJc w:val="left"/>
+      <w:pPr>
+        <w:tabs>
+          <w:tab w:val="num" w:pos="2160"/>
+        </w:tabs>
+        <w:ind w:left="2160" w:hanging="360"/>
+      </w:pPr>
+      <w:rPr>
+        <w:rFonts w:ascii="Wingdings" w:hAnsi="Wingdings" w:hint="default"/>
+        <w:sz w:val="20"/>
+      </w:rPr>
+    </w:lvl>
+    <w:lvl w:ilvl="3" w:tentative="1">
+      <w:start w:val="1"/>
+      <w:numFmt w:val="bullet"/>
+      <w:lvlText w:val=""/>
+      <w:lvlJc w:val="left"/>
+      <w:pPr>
+        <w:tabs>
+          <w:tab w:val="num" w:pos="2880"/>
+        </w:tabs>
+        <w:ind w:left="2880" w:hanging="360"/>
+      </w:pPr>
+      <w:rPr>
+        <w:rFonts w:ascii="Wingdings" w:hAnsi="Wingdings" w:hint="default"/>
+        <w:sz w:val="20"/>
+      </w:rPr>
+    </w:lvl>
+    <w:lvl w:ilvl="4" w:tentative="1">
+      <w:start w:val="1"/>
+      <w:numFmt w:val="bullet"/>
+      <w:lvlText w:val=""/>
+      <w:lvlJc w:val="left"/>
+      <w:pPr>
+        <w:tabs>
+          <w:tab w:val="num" w:pos="3600"/>
+        </w:tabs>
+        <w:ind w:left="3600" w:hanging="360"/>
+      </w:pPr>
+      <w:rPr>
+        <w:rFonts w:ascii="Wingdings" w:hAnsi="Wingdings" w:hint="default"/>
+        <w:sz w:val="20"/>
+      </w:rPr>
+    </w:lvl>
+    <w:lvl w:ilvl="5" w:tentative="1">
+      <w:start w:val="1"/>
+      <w:numFmt w:val="bullet"/>
+      <w:lvlText w:val=""/>
+      <w:lvlJc w:val="left"/>
+      <w:pPr>
+        <w:tabs>
+          <w:tab w:val="num" w:pos="4320"/>
+        </w:tabs>
+        <w:ind w:left="4320" w:hanging="360"/>
+      </w:pPr>
+      <w:rPr>
+        <w:rFonts w:ascii="Wingdings" w:hAnsi="Wingdings" w:hint="default"/>
+        <w:sz w:val="20"/>
+      </w:rPr>
+    </w:lvl>
+    <w:lvl w:ilvl="6" w:tentative="1">
+      <w:start w:val="1"/>
+      <w:numFmt w:val="bullet"/>
+      <w:lvlText w:val=""/>
+      <w:lvlJc w:val="left"/>
+      <w:pPr>
+        <w:tabs>
+          <w:tab w:val="num" w:pos="5040"/>
+        </w:tabs>
+        <w:ind w:left="5040" w:hanging="360"/>
+      </w:pPr>
+      <w:rPr>
+        <w:rFonts w:ascii="Wingdings" w:hAnsi="Wingdings" w:hint="default"/>
+        <w:sz w:val="20"/>
+      </w:rPr>
+    </w:lvl>
+    <w:lvl w:ilvl="7" w:tentative="1">
+      <w:start w:val="1"/>
+      <w:numFmt w:val="bullet"/>
+      <w:lvlText w:val=""/>
+      <w:lvlJc w:val="left"/>
+      <w:pPr>
+        <w:tabs>
+          <w:tab w:val="num" w:pos="5760"/>
+        </w:tabs>
+        <w:ind w:left="5760" w:hanging="360"/>
+      </w:pPr>
+      <w:rPr>
+        <w:rFonts w:ascii="Wingdings" w:hAnsi="Wingdings" w:hint="default"/>
+        <w:sz w:val="20"/>
+      </w:rPr>
+    </w:lvl>
+    <w:lvl w:ilvl="8" w:tentative="1">
+      <w:start w:val="1"/>
+      <w:numFmt w:val="bullet"/>
+      <w:lvlText w:val=""/>
+      <w:lvlJc w:val="left"/>
+      <w:pPr>
+        <w:tabs>
+          <w:tab w:val="num" w:pos="6480"/>
+        </w:tabs>
+        <w:ind w:left="6480" w:hanging="360"/>
+      </w:pPr>
+      <w:rPr>
+        <w:rFonts w:ascii="Wingdings" w:hAnsi="Wingdings" w:hint="default"/>
+        <w:sz w:val="20"/>
+      </w:rPr>
+    </w:lvl>
+  </w:abstractNum>
+  <w:abstractNum w:abstractNumId="31" w15:restartNumberingAfterBreak="0">
+    <w:nsid w:val="618D1FC2"/>
+    <w:multiLevelType w:val="multilevel"/>
+    <w:tmpl w:val="0FFCAA1C"/>
+    <w:lvl w:ilvl="0">
+      <w:start w:val="1"/>
+      <w:numFmt w:val="bullet"/>
+      <w:lvlText w:val=""/>
+      <w:lvlJc w:val="left"/>
+      <w:pPr>
+        <w:tabs>
+          <w:tab w:val="num" w:pos="720"/>
+        </w:tabs>
+        <w:ind w:left="720" w:hanging="360"/>
+      </w:pPr>
+      <w:rPr>
+        <w:rFonts w:ascii="Symbol" w:hAnsi="Symbol" w:hint="default"/>
+        <w:sz w:val="20"/>
+      </w:rPr>
+    </w:lvl>
+    <w:lvl w:ilvl="1" w:tentative="1">
+      <w:start w:val="1"/>
+      <w:numFmt w:val="bullet"/>
+      <w:lvlText w:val="o"/>
+      <w:lvlJc w:val="left"/>
+      <w:pPr>
+        <w:tabs>
+          <w:tab w:val="num" w:pos="1440"/>
+        </w:tabs>
+        <w:ind w:left="1440" w:hanging="360"/>
+      </w:pPr>
+      <w:rPr>
+        <w:rFonts w:ascii="Courier New" w:hAnsi="Courier New" w:hint="default"/>
+        <w:sz w:val="20"/>
+      </w:rPr>
+    </w:lvl>
+    <w:lvl w:ilvl="2" w:tentative="1">
+      <w:start w:val="1"/>
+      <w:numFmt w:val="bullet"/>
+      <w:lvlText w:val=""/>
+      <w:lvlJc w:val="left"/>
+      <w:pPr>
+        <w:tabs>
+          <w:tab w:val="num" w:pos="2160"/>
+        </w:tabs>
+        <w:ind w:left="2160" w:hanging="360"/>
+      </w:pPr>
+      <w:rPr>
+        <w:rFonts w:ascii="Wingdings" w:hAnsi="Wingdings" w:hint="default"/>
+        <w:sz w:val="20"/>
+      </w:rPr>
+    </w:lvl>
+    <w:lvl w:ilvl="3" w:tentative="1">
+      <w:start w:val="1"/>
+      <w:numFmt w:val="bullet"/>
+      <w:lvlText w:val=""/>
+      <w:lvlJc w:val="left"/>
+      <w:pPr>
+        <w:tabs>
+          <w:tab w:val="num" w:pos="2880"/>
+        </w:tabs>
+        <w:ind w:left="2880" w:hanging="360"/>
+      </w:pPr>
+      <w:rPr>
+        <w:rFonts w:ascii="Wingdings" w:hAnsi="Wingdings" w:hint="default"/>
+        <w:sz w:val="20"/>
+      </w:rPr>
+    </w:lvl>
+    <w:lvl w:ilvl="4" w:tentative="1">
+      <w:start w:val="1"/>
+      <w:numFmt w:val="bullet"/>
+      <w:lvlText w:val=""/>
+      <w:lvlJc w:val="left"/>
+      <w:pPr>
+        <w:tabs>
+          <w:tab w:val="num" w:pos="3600"/>
+        </w:tabs>
+        <w:ind w:left="3600" w:hanging="360"/>
+      </w:pPr>
+      <w:rPr>
+        <w:rFonts w:ascii="Wingdings" w:hAnsi="Wingdings" w:hint="default"/>
+        <w:sz w:val="20"/>
+      </w:rPr>
+    </w:lvl>
+    <w:lvl w:ilvl="5" w:tentative="1">
+      <w:start w:val="1"/>
+      <w:numFmt w:val="bullet"/>
+      <w:lvlText w:val=""/>
+      <w:lvlJc w:val="left"/>
+      <w:pPr>
+        <w:tabs>
+          <w:tab w:val="num" w:pos="4320"/>
+        </w:tabs>
+        <w:ind w:left="4320" w:hanging="360"/>
+      </w:pPr>
+      <w:rPr>
+        <w:rFonts w:ascii="Wingdings" w:hAnsi="Wingdings" w:hint="default"/>
+        <w:sz w:val="20"/>
+      </w:rPr>
+    </w:lvl>
+    <w:lvl w:ilvl="6" w:tentative="1">
+      <w:start w:val="1"/>
+      <w:numFmt w:val="bullet"/>
+      <w:lvlText w:val=""/>
+      <w:lvlJc w:val="left"/>
+      <w:pPr>
+        <w:tabs>
+          <w:tab w:val="num" w:pos="5040"/>
+        </w:tabs>
+        <w:ind w:left="5040" w:hanging="360"/>
+      </w:pPr>
+      <w:rPr>
+        <w:rFonts w:ascii="Wingdings" w:hAnsi="Wingdings" w:hint="default"/>
+        <w:sz w:val="20"/>
+      </w:rPr>
+    </w:lvl>
+    <w:lvl w:ilvl="7" w:tentative="1">
+      <w:start w:val="1"/>
+      <w:numFmt w:val="bullet"/>
+      <w:lvlText w:val=""/>
+      <w:lvlJc w:val="left"/>
+      <w:pPr>
+        <w:tabs>
+          <w:tab w:val="num" w:pos="5760"/>
+        </w:tabs>
+        <w:ind w:left="5760" w:hanging="360"/>
+      </w:pPr>
+      <w:rPr>
+        <w:rFonts w:ascii="Wingdings" w:hAnsi="Wingdings" w:hint="default"/>
+        <w:sz w:val="20"/>
+      </w:rPr>
+    </w:lvl>
+    <w:lvl w:ilvl="8" w:tentative="1">
+      <w:start w:val="1"/>
+      <w:numFmt w:val="bullet"/>
+      <w:lvlText w:val=""/>
+      <w:lvlJc w:val="left"/>
+      <w:pPr>
+        <w:tabs>
+          <w:tab w:val="num" w:pos="6480"/>
+        </w:tabs>
+        <w:ind w:left="6480" w:hanging="360"/>
+      </w:pPr>
+      <w:rPr>
+        <w:rFonts w:ascii="Wingdings" w:hAnsi="Wingdings" w:hint="default"/>
+        <w:sz w:val="20"/>
+      </w:rPr>
+    </w:lvl>
+  </w:abstractNum>
+  <w:abstractNum w:abstractNumId="32" w15:restartNumberingAfterBreak="0">
     <w:nsid w:val="64E91BB3"/>
     <w:multiLevelType w:val="multilevel"/>
     <w:tmpl w:val="A672F762"/>
@@ -6243,7 +7492,7 @@
       </w:rPr>
     </w:lvl>
   </w:abstractNum>
-  <w:abstractNum w:abstractNumId="28" w15:restartNumberingAfterBreak="0">
+  <w:abstractNum w:abstractNumId="33" w15:restartNumberingAfterBreak="0">
     <w:nsid w:val="6ADA0051"/>
     <w:multiLevelType w:val="multilevel"/>
     <w:tmpl w:val="C806233A"/>
@@ -6392,7 +7641,7 @@
       </w:rPr>
     </w:lvl>
   </w:abstractNum>
-  <w:abstractNum w:abstractNumId="29" w15:restartNumberingAfterBreak="0">
+  <w:abstractNum w:abstractNumId="34" w15:restartNumberingAfterBreak="0">
     <w:nsid w:val="6BDB0362"/>
     <w:multiLevelType w:val="hybridMultilevel"/>
     <w:tmpl w:val="8106327E"/>
@@ -6481,7 +7730,7 @@
       </w:pPr>
     </w:lvl>
   </w:abstractNum>
-  <w:abstractNum w:abstractNumId="30" w15:restartNumberingAfterBreak="0">
+  <w:abstractNum w:abstractNumId="35" w15:restartNumberingAfterBreak="0">
     <w:nsid w:val="6F3C13F9"/>
     <w:multiLevelType w:val="hybridMultilevel"/>
     <w:tmpl w:val="B40CE148"/>
@@ -6594,7 +7843,7 @@
       </w:rPr>
     </w:lvl>
   </w:abstractNum>
-  <w:abstractNum w:abstractNumId="31" w15:restartNumberingAfterBreak="0">
+  <w:abstractNum w:abstractNumId="36" w15:restartNumberingAfterBreak="0">
     <w:nsid w:val="6F5F64B1"/>
     <w:multiLevelType w:val="hybridMultilevel"/>
     <w:tmpl w:val="999C60C0"/>
@@ -6683,7 +7932,7 @@
       </w:pPr>
     </w:lvl>
   </w:abstractNum>
-  <w:abstractNum w:abstractNumId="32" w15:restartNumberingAfterBreak="0">
+  <w:abstractNum w:abstractNumId="37" w15:restartNumberingAfterBreak="0">
     <w:nsid w:val="731E1176"/>
     <w:multiLevelType w:val="hybridMultilevel"/>
     <w:tmpl w:val="5846EECC"/>
@@ -6772,7 +8021,7 @@
       </w:pPr>
     </w:lvl>
   </w:abstractNum>
-  <w:abstractNum w:abstractNumId="33" w15:restartNumberingAfterBreak="0">
+  <w:abstractNum w:abstractNumId="38" w15:restartNumberingAfterBreak="0">
     <w:nsid w:val="74565F7A"/>
     <w:multiLevelType w:val="multilevel"/>
     <w:tmpl w:val="36B8B0EE"/>
@@ -6921,7 +8170,7 @@
       </w:rPr>
     </w:lvl>
   </w:abstractNum>
-  <w:abstractNum w:abstractNumId="34" w15:restartNumberingAfterBreak="0">
+  <w:abstractNum w:abstractNumId="39" w15:restartNumberingAfterBreak="0">
     <w:nsid w:val="74F525A0"/>
     <w:multiLevelType w:val="hybridMultilevel"/>
     <w:tmpl w:val="6E2889E8"/>
@@ -7034,7 +8283,7 @@
       </w:rPr>
     </w:lvl>
   </w:abstractNum>
-  <w:abstractNum w:abstractNumId="35" w15:restartNumberingAfterBreak="0">
+  <w:abstractNum w:abstractNumId="40" w15:restartNumberingAfterBreak="0">
     <w:nsid w:val="78261542"/>
     <w:multiLevelType w:val="hybridMultilevel"/>
     <w:tmpl w:val="93C21CAE"/>
@@ -7147,7 +8396,7 @@
       </w:rPr>
     </w:lvl>
   </w:abstractNum>
-  <w:abstractNum w:abstractNumId="36" w15:restartNumberingAfterBreak="0">
+  <w:abstractNum w:abstractNumId="41" w15:restartNumberingAfterBreak="0">
     <w:nsid w:val="7A044B22"/>
     <w:multiLevelType w:val="hybridMultilevel"/>
     <w:tmpl w:val="5D9A3082"/>
@@ -7260,7 +8509,7 @@
       </w:rPr>
     </w:lvl>
   </w:abstractNum>
-  <w:abstractNum w:abstractNumId="37" w15:restartNumberingAfterBreak="0">
+  <w:abstractNum w:abstractNumId="42" w15:restartNumberingAfterBreak="0">
     <w:nsid w:val="7AB36760"/>
     <w:multiLevelType w:val="hybridMultilevel"/>
     <w:tmpl w:val="2A60134C"/>
@@ -7346,7 +8595,7 @@
       </w:pPr>
     </w:lvl>
   </w:abstractNum>
-  <w:abstractNum w:abstractNumId="38" w15:restartNumberingAfterBreak="0">
+  <w:abstractNum w:abstractNumId="43" w15:restartNumberingAfterBreak="0">
     <w:nsid w:val="7B9B44FE"/>
     <w:multiLevelType w:val="multilevel"/>
     <w:tmpl w:val="06565EEA"/>
@@ -7495,7 +8744,7 @@
       </w:rPr>
     </w:lvl>
   </w:abstractNum>
-  <w:abstractNum w:abstractNumId="39" w15:restartNumberingAfterBreak="0">
+  <w:abstractNum w:abstractNumId="44" w15:restartNumberingAfterBreak="0">
     <w:nsid w:val="7DBB548A"/>
     <w:multiLevelType w:val="multilevel"/>
     <w:tmpl w:val="D5CA36FE"/>
@@ -7644,7 +8893,7 @@
       </w:rPr>
     </w:lvl>
   </w:abstractNum>
-  <w:abstractNum w:abstractNumId="40" w15:restartNumberingAfterBreak="0">
+  <w:abstractNum w:abstractNumId="45" w15:restartNumberingAfterBreak="0">
     <w:nsid w:val="7F291C01"/>
     <w:multiLevelType w:val="hybridMultilevel"/>
     <w:tmpl w:val="19B0EB20"/>
@@ -7757,128 +9006,295 @@
       </w:rPr>
     </w:lvl>
   </w:abstractNum>
+  <w:abstractNum w:abstractNumId="46" w15:restartNumberingAfterBreak="0">
+    <w:nsid w:val="7F397C11"/>
+    <w:multiLevelType w:val="multilevel"/>
+    <w:tmpl w:val="E8F20D22"/>
+    <w:lvl w:ilvl="0">
+      <w:start w:val="1"/>
+      <w:numFmt w:val="bullet"/>
+      <w:lvlText w:val=""/>
+      <w:lvlJc w:val="left"/>
+      <w:pPr>
+        <w:tabs>
+          <w:tab w:val="num" w:pos="720"/>
+        </w:tabs>
+        <w:ind w:left="720" w:hanging="360"/>
+      </w:pPr>
+      <w:rPr>
+        <w:rFonts w:ascii="Symbol" w:hAnsi="Symbol" w:hint="default"/>
+        <w:sz w:val="20"/>
+      </w:rPr>
+    </w:lvl>
+    <w:lvl w:ilvl="1" w:tentative="1">
+      <w:start w:val="1"/>
+      <w:numFmt w:val="bullet"/>
+      <w:lvlText w:val="o"/>
+      <w:lvlJc w:val="left"/>
+      <w:pPr>
+        <w:tabs>
+          <w:tab w:val="num" w:pos="1440"/>
+        </w:tabs>
+        <w:ind w:left="1440" w:hanging="360"/>
+      </w:pPr>
+      <w:rPr>
+        <w:rFonts w:ascii="Courier New" w:hAnsi="Courier New" w:hint="default"/>
+        <w:sz w:val="20"/>
+      </w:rPr>
+    </w:lvl>
+    <w:lvl w:ilvl="2" w:tentative="1">
+      <w:start w:val="1"/>
+      <w:numFmt w:val="bullet"/>
+      <w:lvlText w:val=""/>
+      <w:lvlJc w:val="left"/>
+      <w:pPr>
+        <w:tabs>
+          <w:tab w:val="num" w:pos="2160"/>
+        </w:tabs>
+        <w:ind w:left="2160" w:hanging="360"/>
+      </w:pPr>
+      <w:rPr>
+        <w:rFonts w:ascii="Wingdings" w:hAnsi="Wingdings" w:hint="default"/>
+        <w:sz w:val="20"/>
+      </w:rPr>
+    </w:lvl>
+    <w:lvl w:ilvl="3" w:tentative="1">
+      <w:start w:val="1"/>
+      <w:numFmt w:val="bullet"/>
+      <w:lvlText w:val=""/>
+      <w:lvlJc w:val="left"/>
+      <w:pPr>
+        <w:tabs>
+          <w:tab w:val="num" w:pos="2880"/>
+        </w:tabs>
+        <w:ind w:left="2880" w:hanging="360"/>
+      </w:pPr>
+      <w:rPr>
+        <w:rFonts w:ascii="Wingdings" w:hAnsi="Wingdings" w:hint="default"/>
+        <w:sz w:val="20"/>
+      </w:rPr>
+    </w:lvl>
+    <w:lvl w:ilvl="4" w:tentative="1">
+      <w:start w:val="1"/>
+      <w:numFmt w:val="bullet"/>
+      <w:lvlText w:val=""/>
+      <w:lvlJc w:val="left"/>
+      <w:pPr>
+        <w:tabs>
+          <w:tab w:val="num" w:pos="3600"/>
+        </w:tabs>
+        <w:ind w:left="3600" w:hanging="360"/>
+      </w:pPr>
+      <w:rPr>
+        <w:rFonts w:ascii="Wingdings" w:hAnsi="Wingdings" w:hint="default"/>
+        <w:sz w:val="20"/>
+      </w:rPr>
+    </w:lvl>
+    <w:lvl w:ilvl="5" w:tentative="1">
+      <w:start w:val="1"/>
+      <w:numFmt w:val="bullet"/>
+      <w:lvlText w:val=""/>
+      <w:lvlJc w:val="left"/>
+      <w:pPr>
+        <w:tabs>
+          <w:tab w:val="num" w:pos="4320"/>
+        </w:tabs>
+        <w:ind w:left="4320" w:hanging="360"/>
+      </w:pPr>
+      <w:rPr>
+        <w:rFonts w:ascii="Wingdings" w:hAnsi="Wingdings" w:hint="default"/>
+        <w:sz w:val="20"/>
+      </w:rPr>
+    </w:lvl>
+    <w:lvl w:ilvl="6" w:tentative="1">
+      <w:start w:val="1"/>
+      <w:numFmt w:val="bullet"/>
+      <w:lvlText w:val=""/>
+      <w:lvlJc w:val="left"/>
+      <w:pPr>
+        <w:tabs>
+          <w:tab w:val="num" w:pos="5040"/>
+        </w:tabs>
+        <w:ind w:left="5040" w:hanging="360"/>
+      </w:pPr>
+      <w:rPr>
+        <w:rFonts w:ascii="Wingdings" w:hAnsi="Wingdings" w:hint="default"/>
+        <w:sz w:val="20"/>
+      </w:rPr>
+    </w:lvl>
+    <w:lvl w:ilvl="7" w:tentative="1">
+      <w:start w:val="1"/>
+      <w:numFmt w:val="bullet"/>
+      <w:lvlText w:val=""/>
+      <w:lvlJc w:val="left"/>
+      <w:pPr>
+        <w:tabs>
+          <w:tab w:val="num" w:pos="5760"/>
+        </w:tabs>
+        <w:ind w:left="5760" w:hanging="360"/>
+      </w:pPr>
+      <w:rPr>
+        <w:rFonts w:ascii="Wingdings" w:hAnsi="Wingdings" w:hint="default"/>
+        <w:sz w:val="20"/>
+      </w:rPr>
+    </w:lvl>
+    <w:lvl w:ilvl="8" w:tentative="1">
+      <w:start w:val="1"/>
+      <w:numFmt w:val="bullet"/>
+      <w:lvlText w:val=""/>
+      <w:lvlJc w:val="left"/>
+      <w:pPr>
+        <w:tabs>
+          <w:tab w:val="num" w:pos="6480"/>
+        </w:tabs>
+        <w:ind w:left="6480" w:hanging="360"/>
+      </w:pPr>
+      <w:rPr>
+        <w:rFonts w:ascii="Wingdings" w:hAnsi="Wingdings" w:hint="default"/>
+        <w:sz w:val="20"/>
+      </w:rPr>
+    </w:lvl>
+  </w:abstractNum>
   <w:num w:numId="1" w16cid:durableId="1419790688">
-    <w:abstractNumId w:val="3"/>
+    <w:abstractNumId w:val="4"/>
   </w:num>
   <w:num w:numId="2" w16cid:durableId="1233930574">
-    <w:abstractNumId w:val="9"/>
+    <w:abstractNumId w:val="10"/>
   </w:num>
   <w:num w:numId="3" w16cid:durableId="464585836">
+    <w:abstractNumId w:val="14"/>
+  </w:num>
+  <w:num w:numId="4" w16cid:durableId="1306278510">
+    <w:abstractNumId w:val="34"/>
+  </w:num>
+  <w:num w:numId="5" w16cid:durableId="1028720401">
+    <w:abstractNumId w:val="36"/>
+  </w:num>
+  <w:num w:numId="6" w16cid:durableId="1025987174">
+    <w:abstractNumId w:val="5"/>
+  </w:num>
+  <w:num w:numId="7" w16cid:durableId="889683454">
     <w:abstractNumId w:val="13"/>
   </w:num>
-  <w:num w:numId="4" w16cid:durableId="1306278510">
-    <w:abstractNumId w:val="29"/>
-  </w:num>
-  <w:num w:numId="5" w16cid:durableId="1028720401">
-    <w:abstractNumId w:val="31"/>
-  </w:num>
-  <w:num w:numId="6" w16cid:durableId="1025987174">
-    <w:abstractNumId w:val="4"/>
-  </w:num>
-  <w:num w:numId="7" w16cid:durableId="889683454">
-    <w:abstractNumId w:val="12"/>
-  </w:num>
   <w:num w:numId="8" w16cid:durableId="2111584659">
-    <w:abstractNumId w:val="20"/>
+    <w:abstractNumId w:val="21"/>
   </w:num>
   <w:num w:numId="9" w16cid:durableId="123932789">
-    <w:abstractNumId w:val="16"/>
+    <w:abstractNumId w:val="17"/>
   </w:num>
   <w:num w:numId="10" w16cid:durableId="35932339">
-    <w:abstractNumId w:val="10"/>
+    <w:abstractNumId w:val="11"/>
   </w:num>
   <w:num w:numId="11" w16cid:durableId="1695882384">
-    <w:abstractNumId w:val="25"/>
+    <w:abstractNumId w:val="26"/>
   </w:num>
   <w:num w:numId="12" w16cid:durableId="2075883650">
-    <w:abstractNumId w:val="36"/>
+    <w:abstractNumId w:val="41"/>
   </w:num>
   <w:num w:numId="13" w16cid:durableId="1008479175">
-    <w:abstractNumId w:val="30"/>
+    <w:abstractNumId w:val="35"/>
   </w:num>
   <w:num w:numId="14" w16cid:durableId="116412642">
     <w:abstractNumId w:val="1"/>
   </w:num>
   <w:num w:numId="15" w16cid:durableId="1688751296">
+    <w:abstractNumId w:val="42"/>
+  </w:num>
+  <w:num w:numId="16" w16cid:durableId="1822042321">
+    <w:abstractNumId w:val="23"/>
+  </w:num>
+  <w:num w:numId="17" w16cid:durableId="322205419">
+    <w:abstractNumId w:val="19"/>
+  </w:num>
+  <w:num w:numId="18" w16cid:durableId="476191647">
     <w:abstractNumId w:val="37"/>
   </w:num>
-  <w:num w:numId="16" w16cid:durableId="1822042321">
+  <w:num w:numId="19" w16cid:durableId="37710586">
+    <w:abstractNumId w:val="12"/>
+  </w:num>
+  <w:num w:numId="20" w16cid:durableId="1512142284">
+    <w:abstractNumId w:val="45"/>
+  </w:num>
+  <w:num w:numId="21" w16cid:durableId="1541550384">
+    <w:abstractNumId w:val="40"/>
+  </w:num>
+  <w:num w:numId="22" w16cid:durableId="1460605728">
+    <w:abstractNumId w:val="15"/>
+  </w:num>
+  <w:num w:numId="23" w16cid:durableId="2003963865">
+    <w:abstractNumId w:val="16"/>
+  </w:num>
+  <w:num w:numId="24" w16cid:durableId="1795324483">
+    <w:abstractNumId w:val="6"/>
+  </w:num>
+  <w:num w:numId="25" w16cid:durableId="818376465">
+    <w:abstractNumId w:val="18"/>
+  </w:num>
+  <w:num w:numId="26" w16cid:durableId="1724671689">
     <w:abstractNumId w:val="22"/>
   </w:num>
-  <w:num w:numId="17" w16cid:durableId="322205419">
-    <w:abstractNumId w:val="18"/>
-  </w:num>
-  <w:num w:numId="18" w16cid:durableId="476191647">
-    <w:abstractNumId w:val="32"/>
-  </w:num>
-  <w:num w:numId="19" w16cid:durableId="37710586">
-    <w:abstractNumId w:val="11"/>
-  </w:num>
-  <w:num w:numId="20" w16cid:durableId="1512142284">
-    <w:abstractNumId w:val="40"/>
-  </w:num>
-  <w:num w:numId="21" w16cid:durableId="1541550384">
-    <w:abstractNumId w:val="35"/>
-  </w:num>
-  <w:num w:numId="22" w16cid:durableId="1460605728">
-    <w:abstractNumId w:val="14"/>
-  </w:num>
-  <w:num w:numId="23" w16cid:durableId="2003963865">
-    <w:abstractNumId w:val="15"/>
-  </w:num>
-  <w:num w:numId="24" w16cid:durableId="1795324483">
-    <w:abstractNumId w:val="5"/>
-  </w:num>
-  <w:num w:numId="25" w16cid:durableId="818376465">
-    <w:abstractNumId w:val="17"/>
-  </w:num>
-  <w:num w:numId="26" w16cid:durableId="1724671689">
-    <w:abstractNumId w:val="21"/>
-  </w:num>
   <w:num w:numId="27" w16cid:durableId="1895457923">
-    <w:abstractNumId w:val="24"/>
+    <w:abstractNumId w:val="25"/>
   </w:num>
   <w:num w:numId="28" w16cid:durableId="377628864">
     <w:abstractNumId w:val="0"/>
   </w:num>
   <w:num w:numId="29" w16cid:durableId="1139959096">
-    <w:abstractNumId w:val="19"/>
+    <w:abstractNumId w:val="20"/>
   </w:num>
   <w:num w:numId="30" w16cid:durableId="1216428262">
-    <w:abstractNumId w:val="23"/>
+    <w:abstractNumId w:val="24"/>
   </w:num>
   <w:num w:numId="31" w16cid:durableId="37900947">
-    <w:abstractNumId w:val="2"/>
+    <w:abstractNumId w:val="3"/>
   </w:num>
   <w:num w:numId="32" w16cid:durableId="968508979">
+    <w:abstractNumId w:val="8"/>
+  </w:num>
+  <w:num w:numId="33" w16cid:durableId="1808162698">
+    <w:abstractNumId w:val="38"/>
+  </w:num>
+  <w:num w:numId="34" w16cid:durableId="635139050">
+    <w:abstractNumId w:val="44"/>
+  </w:num>
+  <w:num w:numId="35" w16cid:durableId="127745669">
     <w:abstractNumId w:val="7"/>
   </w:num>
-  <w:num w:numId="33" w16cid:durableId="1808162698">
+  <w:num w:numId="36" w16cid:durableId="449056376">
+    <w:abstractNumId w:val="29"/>
+  </w:num>
+  <w:num w:numId="37" w16cid:durableId="2130658496">
+    <w:abstractNumId w:val="43"/>
+  </w:num>
+  <w:num w:numId="38" w16cid:durableId="28143384">
     <w:abstractNumId w:val="33"/>
   </w:num>
-  <w:num w:numId="34" w16cid:durableId="635139050">
+  <w:num w:numId="39" w16cid:durableId="126818638">
+    <w:abstractNumId w:val="32"/>
+  </w:num>
+  <w:num w:numId="40" w16cid:durableId="142813178">
     <w:abstractNumId w:val="39"/>
   </w:num>
-  <w:num w:numId="35" w16cid:durableId="127745669">
-    <w:abstractNumId w:val="6"/>
+  <w:num w:numId="41" w16cid:durableId="942152784">
+    <w:abstractNumId w:val="9"/>
   </w:num>
-  <w:num w:numId="36" w16cid:durableId="449056376">
-    <w:abstractNumId w:val="26"/>
+  <w:num w:numId="42" w16cid:durableId="771322113">
+    <w:abstractNumId w:val="27"/>
   </w:num>
-  <w:num w:numId="37" w16cid:durableId="2130658496">
-    <w:abstractNumId w:val="38"/>
+  <w:num w:numId="43" w16cid:durableId="1884556770">
+    <w:abstractNumId w:val="30"/>
   </w:num>
-  <w:num w:numId="38" w16cid:durableId="28143384">
+  <w:num w:numId="44" w16cid:durableId="12273453">
     <w:abstractNumId w:val="28"/>
   </w:num>
-  <w:num w:numId="39" w16cid:durableId="126818638">
-    <w:abstractNumId w:val="27"/>
+  <w:num w:numId="45" w16cid:durableId="302930894">
+    <w:abstractNumId w:val="46"/>
   </w:num>
-  <w:num w:numId="40" w16cid:durableId="142813178">
-    <w:abstractNumId w:val="34"/>
+  <w:num w:numId="46" w16cid:durableId="1352951336">
+    <w:abstractNumId w:val="31"/>
   </w:num>
-  <w:num w:numId="41" w16cid:durableId="942152784">
-    <w:abstractNumId w:val="8"/>
+  <w:num w:numId="47" w16cid:durableId="1397705935">
+    <w:abstractNumId w:val="2"/>
   </w:num>
   <w:numIdMacAtCleanup w:val="18"/>
 </w:numbering>
@@ -8351,7 +9767,6 @@
   <w:style w:type="character" w:default="1" w:styleId="Fuentedeprrafopredeter">
     <w:name w:val="Default Paragraph Font"/>
     <w:uiPriority w:val="1"/>
-    <w:semiHidden/>
     <w:unhideWhenUsed/>
   </w:style>
   <w:style w:type="table" w:default="1" w:styleId="Tablanormal">
@@ -9658,19 +11073,6 @@
 </file>
 
 <file path=customXml/item2.xml><?xml version="1.0" encoding="utf-8"?>
-<?mso-contentType ?>
-<FormTemplates xmlns="http://schemas.microsoft.com/sharepoint/v3/contenttype/forms">
-  <Display>DocumentLibraryForm</Display>
-  <Edit>DocumentLibraryForm</Edit>
-  <New>DocumentLibraryForm</New>
-</FormTemplates>
-</file>
-
-<file path=customXml/item3.xml><?xml version="1.0" encoding="utf-8"?>
-<b:Sources xmlns:b="http://schemas.openxmlformats.org/officeDocument/2006/bibliography" xmlns="http://schemas.openxmlformats.org/officeDocument/2006/bibliography" SelectedStyle="\APASixthEditionOfficeOnline.xsl" StyleName="APA" Version="6"/>
-</file>
-
-<file path=customXml/item4.xml><?xml version="1.0" encoding="utf-8"?>
 <ct:contentTypeSchema xmlns:ct="http://schemas.microsoft.com/office/2006/metadata/contentType" xmlns:ma="http://schemas.microsoft.com/office/2006/metadata/properties/metaAttributes" ct:_="" ma:_="" ma:contentTypeName="Documento" ma:contentTypeID="0x010100E96778489EE7714D8BD12CC105EB918B" ma:contentTypeVersion="2" ma:contentTypeDescription="Crear nuevo documento." ma:contentTypeScope="" ma:versionID="416c5c7ae9b5d54d83875cd3c65194e3">
   <xsd:schema xmlns:xsd="http://www.w3.org/2001/XMLSchema" xmlns:xs="http://www.w3.org/2001/XMLSchema" xmlns:p="http://schemas.microsoft.com/office/2006/metadata/properties" xmlns:ns2="126e8a1c-9ea9-435a-ac89-d06c80d62e30" targetNamespace="http://schemas.microsoft.com/office/2006/metadata/properties" ma:root="true" ma:fieldsID="70a237c842677bd850644f8595079f5e" ns2:_="">
     <xsd:import namespace="126e8a1c-9ea9-435a-ac89-d06c80d62e30"/>
@@ -9802,6 +11204,19 @@
 </ct:contentTypeSchema>
 </file>
 
+<file path=customXml/item3.xml><?xml version="1.0" encoding="utf-8"?>
+<b:Sources xmlns:b="http://schemas.openxmlformats.org/officeDocument/2006/bibliography" xmlns="http://schemas.openxmlformats.org/officeDocument/2006/bibliography" SelectedStyle="\APASixthEditionOfficeOnline.xsl" StyleName="APA" Version="6"/>
+</file>
+
+<file path=customXml/item4.xml><?xml version="1.0" encoding="utf-8"?>
+<?mso-contentType ?>
+<FormTemplates xmlns="http://schemas.microsoft.com/sharepoint/v3/contenttype/forms">
+  <Display>DocumentLibraryForm</Display>
+  <Edit>DocumentLibraryForm</Edit>
+  <New>DocumentLibraryForm</New>
+</FormTemplates>
+</file>
+
 <file path=customXml/itemProps1.xml><?xml version="1.0" encoding="utf-8"?>
 <ds:datastoreItem xmlns:ds="http://schemas.openxmlformats.org/officeDocument/2006/customXml" ds:itemID="{5F1783E3-BA1C-4CA3-8E32-C9B378BBED03}">
   <ds:schemaRefs>
@@ -9812,22 +11227,6 @@
 </file>
 
 <file path=customXml/itemProps2.xml><?xml version="1.0" encoding="utf-8"?>
-<ds:datastoreItem xmlns:ds="http://schemas.openxmlformats.org/officeDocument/2006/customXml" ds:itemID="{DABAA964-10BA-4DBC-ABF2-CDEAC0FAF7AA}">
-  <ds:schemaRefs>
-    <ds:schemaRef ds:uri="http://schemas.microsoft.com/sharepoint/v3/contenttype/forms"/>
-  </ds:schemaRefs>
-</ds:datastoreItem>
-</file>
-
-<file path=customXml/itemProps3.xml><?xml version="1.0" encoding="utf-8"?>
-<ds:datastoreItem xmlns:ds="http://schemas.openxmlformats.org/officeDocument/2006/customXml" ds:itemID="{6E8A10B9-B765-4F0B-A47F-7CB788CD8F65}">
-  <ds:schemaRefs>
-    <ds:schemaRef ds:uri="http://schemas.openxmlformats.org/officeDocument/2006/bibliography"/>
-  </ds:schemaRefs>
-</ds:datastoreItem>
-</file>
-
-<file path=customXml/itemProps4.xml><?xml version="1.0" encoding="utf-8"?>
 <ds:datastoreItem xmlns:ds="http://schemas.openxmlformats.org/officeDocument/2006/customXml" ds:itemID="{767CD2D5-7A6C-47C3-9B54-C4225C74DD0B}">
   <ds:schemaRefs>
     <ds:schemaRef ds:uri="http://schemas.microsoft.com/office/2006/metadata/contentType"/>
@@ -9843,4 +11242,20 @@
     <ds:schemaRef ds:uri="http://schemas.microsoft.com/internal/obd"/>
   </ds:schemaRefs>
 </ds:datastoreItem>
+</file>
+
+<file path=customXml/itemProps3.xml><?xml version="1.0" encoding="utf-8"?>
+<ds:datastoreItem xmlns:ds="http://schemas.openxmlformats.org/officeDocument/2006/customXml" ds:itemID="{6E8A10B9-B765-4F0B-A47F-7CB788CD8F65}">
+  <ds:schemaRefs>
+    <ds:schemaRef ds:uri="http://schemas.openxmlformats.org/officeDocument/2006/bibliography"/>
+  </ds:schemaRefs>
+</ds:datastoreItem>
+</file>
+
+<file path=customXml/itemProps4.xml><?xml version="1.0" encoding="utf-8"?>
+<ds:datastoreItem xmlns:ds="http://schemas.openxmlformats.org/officeDocument/2006/customXml" ds:itemID="{DABAA964-10BA-4DBC-ABF2-CDEAC0FAF7AA}">
+  <ds:schemaRefs>
+    <ds:schemaRef ds:uri="http://schemas.microsoft.com/sharepoint/v3/contenttype/forms"/>
+  </ds:schemaRefs>
+</ds:datastoreItem>
 </file>